--- a/Outputs/Tables/T1-T4-methods.docx
+++ b/Outputs/Tables/T1-T4-methods.docx
@@ -93,75 +93,7 @@
           <w:szCs w:val="22"/>
           <w:color w:val="000000"/>
         </w:rPr>
-        <w:t xml:space="preserve">Table 2 Statistical Methods</w:t>
-      </w:r>
-    </w:p>
-    <w:p>
-      <w:pPr>
-        <w:pStyle w:val="Normal"/>
-      </w:pPr>
-      <w:r>
-        <w:t xml:space="preserve"/>
-      </w:r>
-    </w:p>
-    <w:p>
-      <w:pPr>
-        <w:jc w:val="left"/>
-        <w:pBdr>
-          <w:bottom w:val="none" w:sz="0" w:space="0" w:color="000000"/>
-          <w:top w:val="none" w:sz="0" w:space="0" w:color="000000"/>
-          <w:left w:val="none" w:sz="0" w:space="0" w:color="000000"/>
-          <w:right w:val="none" w:sz="0" w:space="0" w:color="000000"/>
-        </w:pBdr>
-        <w:spacing w:after="0" w:before="0" w:line="240"/>
-        <w:ind w:left="0" w:right="0" w:firstLine="0" w:firstLineChars="0"/>
-      </w:pPr>
-      <w:r>
-        <w:rPr>
-          <w:rFonts w:ascii="Times New Roman" w:hAnsi="Times New Roman" w:eastAsia="Times New Roman" w:cs="Times New Roman"/>
-          <w:i w:val="false"/>
-          <w:b w:val="false"/>
-          <w:u w:val="none"/>
-          <w:strike w:val="false"/>
-          <w:sz w:val="22"/>
-          <w:szCs w:val="22"/>
-          <w:color w:val="000000"/>
-        </w:rPr>
-        <w:t xml:space="preserve">Continuous variables are presented as mean ± SD if normally distributed or median [IQR] if non-normally distributed or ordinal. Categorical variables are presented as n (%). Distribution of each continuous variable was evaluated using a sequential four-gate algorithm: variables with fewer than three observations in any comparison group were treated as non-normally distributed (conservative fail-safe); variables where any comparison group had absolute skewness exceeding 2.0 were treated as non-normally distributed regardless of sample size, as extreme skewness indicates a distribution for which parametric assumptions are inappropriate irrespective of the Central Limit Theorem; variables where all comparison groups comprised 30 or more observations were treated as normally distributed on the basis of the Central Limit Theorem; for all remaining variables, the Shapiro-Wilk test was applied within each comparison group, and p &gt; 0.05 in all groups was used as the threshold for normality. Normally distributed continuous variables were compared using Welch's one-way ANOVA; non-normally distributed variables were compared using the Kruskal-Wallis test. Omnibus P values are reported; pairwise post-hoc comparisons were not performed. Categorical variables were compared using Chi-squared tests, or Fisher's exact tests when any expected cell count was less than 5 (Cochran criterion). Statistical significance was defined as p &lt; 0.05.</w:t>
-      </w:r>
-    </w:p>
-    <w:p>
-      <w:pPr>
-        <w:pStyle w:val="Normal"/>
-      </w:pPr>
-      <w:r>
-        <w:t xml:space="preserve"/>
-      </w:r>
-    </w:p>
-    <w:p>
-      <w:pPr>
-        <w:jc w:val="left"/>
-        <w:pBdr>
-          <w:bottom w:val="none" w:sz="0" w:space="0" w:color="000000"/>
-          <w:top w:val="none" w:sz="0" w:space="0" w:color="000000"/>
-          <w:left w:val="none" w:sz="0" w:space="0" w:color="000000"/>
-          <w:right w:val="none" w:sz="0" w:space="0" w:color="000000"/>
-        </w:pBdr>
-        <w:spacing w:after="0" w:before="0" w:line="240"/>
-        <w:ind w:left="0" w:right="0" w:firstLine="0" w:firstLineChars="0"/>
-      </w:pPr>
-      <w:r>
-        <w:rPr>
-          <w:rFonts w:ascii="Times New Roman" w:hAnsi="Times New Roman" w:eastAsia="Times New Roman" w:cs="Times New Roman"/>
-          <w:i w:val="false"/>
-          <w:b w:val="true"/>
-          <w:u w:val="none"/>
-          <w:strike w:val="false"/>
-          <w:sz w:val="22"/>
-          <w:szCs w:val="22"/>
-          <w:color w:val="000000"/>
-        </w:rPr>
-        <w:t xml:space="preserve">Table 3 Statistical Methods</w:t>
+        <w:t xml:space="preserve">Table 2 / Table 3 Statistical Methods</w:t>
       </w:r>
     </w:p>
     <w:p>
